--- a/force-app/main/default/documents/Loop__LOOP_Files/CACFADAHAfb2e37c941514689b52035e15861293e.docx
+++ b/force-app/main/default/documents/Loop__LOOP_Files/CACFADAHAfb2e37c941514689b52035e15861293e.docx
@@ -597,7 +597,10 @@
               <w:ind w:left="155"/>
             </w:pPr>
             <w:r>
-              <w:t>Loan Commenced</w:t>
+              <w:t>Finance Lease</w:t>
+            </w:r>
+            <w:r>
+              <w:t xml:space="preserve"> Commenced</w:t>
             </w:r>
             <w:r>
               <w:t>:</w:t>
@@ -607,6 +610,7 @@
         <w:tc>
           <w:tcPr>
             <w:tcW w:w="3261" w:type="dxa"/>
+            <w:vAlign w:val="center"/>
           </w:tcPr>
           <w:p>
             <w:pPr>
@@ -932,7 +936,7 @@
                 <w:position w:val="1"/>
                 <w:sz w:val="16"/>
               </w:rPr>
-              <w:instrText>Loan installment</w:instrText>
+              <w:instrText>Finance Lease Rental</w:instrText>
             </w:r>
             <w:r>
               <w:rPr>
@@ -1346,7 +1350,6 @@
           <w:p>
             <w:pPr>
               <w:pStyle w:val="TableParagraph"/>
-              <w:spacing w:before="20"/>
               <w:ind w:left="130"/>
               <w:rPr>
                 <w:w w:val="105"/>
@@ -1368,23 +1371,39 @@
                 <w:position w:val="1"/>
                 <w:sz w:val="16"/>
               </w:rPr>
-              <w:instrText xml:space="preserve"> IF &lt;&lt;Invoice_pro_Line_Count__00&gt;&gt; &gt; 1 "&lt;&lt;Invoice_Line_Item_Start&gt;&gt;</w:instrText>
-            </w:r>
-            <w:r>
-              <w:rPr>
-                <w:w w:val="105"/>
-                <w:position w:val="1"/>
-                <w:sz w:val="16"/>
-              </w:rPr>
-              <w:instrText xml:space="preserve"> </w:instrText>
-            </w:r>
-            <w:r>
-              <w:rPr>
-                <w:w w:val="105"/>
-                <w:position w:val="1"/>
-                <w:sz w:val="16"/>
-              </w:rPr>
-              <w:instrText>&lt;&lt;Invoice_Line_Item_Invoice_Line_Type&gt;&gt;</w:instrText>
+              <w:instrText xml:space="preserve"> IF &lt;&lt;Invoice_pro_Line_Count__00&gt;&gt; &gt; 1 "</w:instrText>
+            </w:r>
+            <w:r>
+              <w:rPr>
+                <w:w w:val="105"/>
+                <w:position w:val="1"/>
+                <w:sz w:val="16"/>
+              </w:rPr>
+              <w:instrText>&lt;&lt;Invoice_Line_Item_Start&gt;&gt;</w:instrText>
+            </w:r>
+            <w:r>
+              <w:rPr>
+                <w:w w:val="105"/>
+                <w:position w:val="1"/>
+                <w:sz w:val="16"/>
+              </w:rPr>
+              <w:instrText xml:space="preserve"> Finance Lease Princip</w:instrText>
+            </w:r>
+            <w:r>
+              <w:rPr>
+                <w:w w:val="105"/>
+                <w:position w:val="1"/>
+                <w:sz w:val="16"/>
+              </w:rPr>
+              <w:instrText>a</w:instrText>
+            </w:r>
+            <w:r>
+              <w:rPr>
+                <w:w w:val="105"/>
+                <w:position w:val="1"/>
+                <w:sz w:val="16"/>
+              </w:rPr>
+              <w:instrText>l</w:instrText>
             </w:r>
             <w:r>
               <w:rPr>
@@ -1418,7 +1437,6 @@
           <w:p>
             <w:pPr>
               <w:pStyle w:val="TableParagraph"/>
-              <w:spacing w:before="30"/>
               <w:ind w:right="134"/>
               <w:jc w:val="right"/>
               <w:rPr>
@@ -1442,6 +1460,133 @@
                 <w:sz w:val="16"/>
               </w:rPr>
               <w:t>_000</w:t>
+            </w:r>
+            <w:r>
+              <w:rPr>
+                <w:sz w:val="16"/>
+              </w:rPr>
+              <w:t>&gt;&gt;</w:t>
+            </w:r>
+          </w:p>
+        </w:tc>
+      </w:tr>
+      <w:tr>
+        <w:trPr>
+          <w:trHeight w:val="284"/>
+        </w:trPr>
+        <w:tc>
+          <w:tcPr>
+            <w:tcW w:w="8796" w:type="dxa"/>
+            <w:gridSpan w:val="3"/>
+            <w:tcBorders>
+              <w:top w:val="nil"/>
+              <w:left w:val="single" w:sz="4" w:space="0" w:color="000000"/>
+              <w:bottom w:val="nil"/>
+              <w:right w:val="single" w:sz="4" w:space="0" w:color="auto"/>
+            </w:tcBorders>
+            <w:vAlign w:val="center"/>
+          </w:tcPr>
+          <w:p>
+            <w:pPr>
+              <w:pStyle w:val="TableParagraph"/>
+              <w:ind w:left="130"/>
+              <w:rPr>
+                <w:w w:val="105"/>
+                <w:position w:val="1"/>
+                <w:sz w:val="16"/>
+              </w:rPr>
+            </w:pPr>
+            <w:r>
+              <w:rPr>
+                <w:w w:val="105"/>
+                <w:position w:val="1"/>
+                <w:sz w:val="16"/>
+              </w:rPr>
+              <w:fldChar w:fldCharType="begin"/>
+            </w:r>
+            <w:r>
+              <w:rPr>
+                <w:w w:val="105"/>
+                <w:position w:val="1"/>
+                <w:sz w:val="16"/>
+              </w:rPr>
+              <w:instrText xml:space="preserve"> IF &lt;&lt;Invoice_pro_Line_Count__00&gt;&gt; &gt; 1 "&lt;&lt;Invoice_Line_Item_Start&gt;&gt; Finance Lease </w:instrText>
+            </w:r>
+            <w:r>
+              <w:rPr>
+                <w:w w:val="105"/>
+                <w:position w:val="1"/>
+                <w:sz w:val="16"/>
+              </w:rPr>
+              <w:instrText>Interest</w:instrText>
+            </w:r>
+            <w:r>
+              <w:rPr>
+                <w:w w:val="105"/>
+                <w:position w:val="1"/>
+                <w:sz w:val="16"/>
+              </w:rPr>
+              <w:instrText xml:space="preserve">" "" \* MERGEFORMAT </w:instrText>
+            </w:r>
+            <w:r>
+              <w:rPr>
+                <w:w w:val="105"/>
+                <w:position w:val="1"/>
+                <w:sz w:val="16"/>
+              </w:rPr>
+              <w:fldChar w:fldCharType="end"/>
+            </w:r>
+          </w:p>
+        </w:tc>
+        <w:tc>
+          <w:tcPr>
+            <w:tcW w:w="1822" w:type="dxa"/>
+            <w:tcBorders>
+              <w:top w:val="nil"/>
+              <w:left w:val="single" w:sz="4" w:space="0" w:color="auto"/>
+              <w:bottom w:val="nil"/>
+              <w:right w:val="single" w:sz="4" w:space="0" w:color="000000"/>
+            </w:tcBorders>
+            <w:vAlign w:val="center"/>
+          </w:tcPr>
+          <w:p>
+            <w:pPr>
+              <w:pStyle w:val="TableParagraph"/>
+              <w:ind w:right="134"/>
+              <w:jc w:val="right"/>
+              <w:rPr>
+                <w:sz w:val="16"/>
+              </w:rPr>
+            </w:pPr>
+            <w:r>
+              <w:rPr>
+                <w:sz w:val="16"/>
+              </w:rPr>
+              <w:t>&lt;&lt;</w:t>
+            </w:r>
+            <w:r>
+              <w:rPr>
+                <w:sz w:val="16"/>
+              </w:rPr>
+              <w:t>InvoiceLineItem</w:t>
+            </w:r>
+            <w:r>
+              <w:rPr>
+                <w:sz w:val="16"/>
+              </w:rPr>
+              <w:t>2</w:t>
+            </w:r>
+            <w:r>
+              <w:rPr>
+                <w:sz w:val="16"/>
+              </w:rPr>
+              <w:t>_Amount_Due</w:t>
+            </w:r>
+            <w:r>
+              <w:rPr>
+                <w:sz w:val="16"/>
+              </w:rPr>
+              <w:t>__000</w:t>
             </w:r>
             <w:r>
               <w:rPr>
@@ -1729,7 +1874,14 @@
         <w:rPr>
           <w:bCs/>
         </w:rPr>
-        <w:instrText xml:space="preserve">  \* MERGEFORMAT </w:instrText>
+        <w:instrText xml:space="preserve">  \* </w:instrText>
+      </w:r>
+      <w:r>
+        <w:rPr>
+          <w:bCs/>
+        </w:rPr>
+        <w:lastRenderedPageBreak/>
+        <w:instrText xml:space="preserve">MERGEFORMAT </w:instrText>
       </w:r>
       <w:r>
         <w:rPr>
@@ -1820,7 +1972,6 @@
                 <w:b/>
                 <w:sz w:val="20"/>
               </w:rPr>
-              <w:lastRenderedPageBreak/>
               <w:t>Bank Name:</w:t>
             </w:r>
           </w:p>
@@ -2258,7 +2409,7 @@
                 <w:b/>
                 <w:sz w:val="20"/>
               </w:rPr>
-              <w:instrText xml:space="preserve"> BIC:</w:instrText>
+              <w:instrText>BIC:</w:instrText>
             </w:r>
             <w:r>
               <w:rPr>
@@ -2495,6 +2646,13 @@
                 <w:sz w:val="20"/>
               </w:rPr>
               <w:instrText>ABA</w:instrText>
+            </w:r>
+            <w:r>
+              <w:rPr>
+                <w:b/>
+                <w:sz w:val="20"/>
+              </w:rPr>
+              <w:instrText>:</w:instrText>
             </w:r>
             <w:r>
               <w:rPr>
@@ -3324,11 +3482,7 @@
         </mc:Choice>
         <mc:Fallback>
           <w:pict>
-            <v:shapetype w14:anchorId="085029B0" id="_x0000_t202" coordsize="21600,21600" o:spt="202" path="m,l,21600r21600,l21600,xe">
-              <v:stroke joinstyle="miter"/>
-              <v:path gradientshapeok="t" o:connecttype="rect"/>
-            </v:shapetype>
-            <v:shape id="Text Box 2" o:spid="_x0000_s1026" type="#_x0000_t202" style="position:absolute;margin-left:308.85pt;margin-top:7.4pt;width:263.45pt;height:74.7pt;z-index:-251654656;visibility:visible;mso-wrap-style:square;mso-width-percent:0;mso-height-percent:0;mso-wrap-distance-left:9pt;mso-wrap-distance-top:0;mso-wrap-distance-right:9pt;mso-wrap-distance-bottom:0;mso-position-horizontal:absolute;mso-position-horizontal-relative:page;mso-position-vertical:absolute;mso-position-vertical-relative:page;mso-width-percent:0;mso-height-percent:0;mso-width-relative:page;mso-height-relative:page;v-text-anchor:top" o:gfxdata="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" filled="f" stroked="f">
+            <v:shape w14:anchorId="085029B0" id="_x0000_s1027" type="#_x0000_t202" style="position:absolute;margin-left:308.85pt;margin-top:7.4pt;width:263.45pt;height:74.7pt;z-index:-251654656;visibility:visible;mso-wrap-style:square;mso-width-percent:0;mso-height-percent:0;mso-wrap-distance-left:9pt;mso-wrap-distance-top:0;mso-wrap-distance-right:9pt;mso-wrap-distance-bottom:0;mso-position-horizontal:absolute;mso-position-horizontal-relative:page;mso-position-vertical:absolute;mso-position-vertical-relative:page;mso-width-percent:0;mso-height-percent:0;mso-width-relative:page;mso-height-relative:page;v-text-anchor:top" o:gfxdata="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" filled="f" stroked="f">
               <v:path arrowok="t"/>
               <v:textbox inset="0,0,0,0">
                 <w:txbxContent>
